--- a/docs/GRC_Guard_AI_User_Guide.docx
+++ b/docs/GRC_Guard_AI_User_Guide.docx
@@ -1009,7 +1009,7 @@
         <w:t xml:space="preserve">Feedback</w:t>
       </w:r>
       <w:r>
-        <w:t xml:space="preserve"> (👍/👎) — rate a decision; feedback is stored for later model</w:t>
+        <w:t xml:space="preserve"> (up/down vote) — rate a decision; feedback is stored for later model</w:t>
       </w:r>
     </w:p>
     <w:p>
@@ -1131,7 +1131,7 @@
           </w:tcPr>
           <w:p>
             <w:r>
-              <w:t xml:space="preserve">Looks up frameworks/controls and their live status.</w:t>
+              <w:t xml:space="preserve">Looks up frameworks/controls and their live status, and can answer questions about a connector's live posture-check results (e.g. "is GCP passing its checks?").</w:t>
             </w:r>
           </w:p>
         </w:tc>
@@ -1399,6 +1399,38 @@
           <w:b/>
           <w:bCs/>
         </w:rPr>
+        <w:t xml:space="preserve">Live status always wins.</w:t>
+      </w:r>
+      <w:r>
+        <w:t xml:space="preserve"> If the Compliance Auditor's live control status</w:t>
+      </w:r>
+    </w:p>
+    <w:p>
+      <w:r>
+        <w:t xml:space="preserve">disagrees with something a Policy Researcher finds in an uploaded document,</w:t>
+      </w:r>
+    </w:p>
+    <w:p>
+      <w:r>
+        <w:t xml:space="preserve">the live status is authoritative — a document can be stale or never</w:t>
+      </w:r>
+    </w:p>
+    <w:p>
+      <w:r>
+        <w:t xml:space="preserve">reconciled against real control state. The disagreement is still reported</w:t>
+      </w:r>
+    </w:p>
+    <w:p>
+      <w:r>
+        <w:t xml:space="preserve">to you as a finding, but it never silently overrides the system of record.</w:t>
+      </w:r>
+    </w:p>
+    <w:p>
+      <w:r>
+        <w:rPr>
+          <w:b/>
+          <w:bCs/>
+        </w:rPr>
         <w:t xml:space="preserve">What the Brain cannot do:</w:t>
       </w:r>
       <w:r>
@@ -1681,6 +1713,51 @@
     <w:p>
       <w:r>
         <w:t xml:space="preserve">status accordingly, recording the finding as evidence.</w:t>
+      </w:r>
+    </w:p>
+    <w:p>
+      <w:r>
+        <w:t xml:space="preserve">Each connector's individual checks (e.g. "2SV enrollment: FAIL — 6 of 7</w:t>
+      </w:r>
+    </w:p>
+    <w:p>
+      <w:r>
+        <w:t xml:space="preserve">active users not enrolled") are shown as a persistent, readable checklist on</w:t>
+      </w:r>
+    </w:p>
+    <w:p>
+      <w:r>
+        <w:t xml:space="preserve">its card — not just a one-line pass/fail summary — so you can see exactly</w:t>
+      </w:r>
+    </w:p>
+    <w:p>
+      <w:r>
+        <w:t xml:space="preserve">which sub-check failed and why, both right after a sync and any time you</w:t>
+      </w:r>
+    </w:p>
+    <w:p>
+      <w:r>
+        <w:t xml:space="preserve">come back to this page. You can also ask the </w:t>
+      </w:r>
+      <w:r>
+        <w:rPr>
+          <w:b/>
+          <w:bCs/>
+        </w:rPr>
+        <w:t xml:space="preserve">GRC AI Brain</w:t>
+      </w:r>
+      <w:r>
+        <w:t xml:space="preserve"> (§9) directly,</w:t>
+      </w:r>
+    </w:p>
+    <w:p>
+      <w:r>
+        <w:t xml:space="preserve">e.g. *"is our GCP connector passing its checks?"* — the Compliance Auditor</w:t>
+      </w:r>
+    </w:p>
+    <w:p>
+      <w:r>
+        <w:t xml:space="preserve">agent reads the same live check data.</w:t>
       </w:r>
     </w:p>
     <w:p>
